--- a/static/downloads/es/docx/layer-5/role-registry.docx
+++ b/static/downloads/es/docx/layer-5/role-registry.docx
@@ -87,7 +87,7 @@
         <w:t xml:space="preserve"> </w:t>
       </w:r>
       <w:r>
-        <w:t xml:space="preserve">2026-06-26</w:t>
+        <w:t xml:space="preserve">2026-07-07</w:t>
       </w:r>
     </w:p>
     <w:p>
@@ -355,8 +355,14 @@
     </w:p>
     <w:p>
       <w:pPr>
-        <w:pStyle w:val="BlockText"/>
-      </w:pPr>
+        <w:pStyle w:val="BodyText"/>
+      </w:pPr>
+      <w:r>
+        <w:t xml:space="preserve">&gt;</w:t>
+      </w:r>
+      <w:r>
+        <w:t xml:space="preserve"> </w:t>
+      </w:r>
       <w:r>
         <w:rPr>
           <w:b/>
@@ -364,19 +370,29 @@
         </w:rPr>
         <w:t xml:space="preserve">Justificación — ¿Por qué exigir que cada responsabilidad tenga un rol con nombre</w:t>
       </w:r>
-    </w:p>
-    <w:p>
-      <w:pPr>
-        <w:pStyle w:val="BlockText"/>
-      </w:pPr>
-      <w:r>
-        <w:t xml:space="preserve">Las responsabilidades continuas sin roles explícitos se convierten en trabajo invisible — lo hace quien se da cuenta, genera resentimiento silencioso y es imposible de traspasar. Convertir cada responsabilidad continua en un rol con nombre y rendición de cuentas es lo que evita que la comunidad funcione a base de la buena voluntad no reconocida de unos pocos miembros.</w:t>
-      </w:r>
-    </w:p>
-    <w:p>
-      <w:pPr>
-        <w:pStyle w:val="BlockText"/>
-      </w:pPr>
+      <w:r>
+        <w:t xml:space="preserve"> </w:t>
+      </w:r>
+      <w:r>
+        <w:t xml:space="preserve">&gt;</w:t>
+      </w:r>
+      <w:r>
+        <w:t xml:space="preserve"> </w:t>
+      </w:r>
+      <w:r>
+        <w:t xml:space="preserve">&gt; Las responsabilidades continuas sin roles explícitos se convierten en trabajo invisible — lo hace quien se da cuenta, genera resentimiento silencioso y es imposible de traspasar. Convertir cada responsabilidad continua en un rol con nombre y rendición de cuentas es lo que evita que la comunidad funcione a base de la buena voluntad no reconocida de unos pocos miembros.</w:t>
+      </w:r>
+    </w:p>
+    <w:p>
+      <w:pPr>
+        <w:pStyle w:val="BodyText"/>
+      </w:pPr>
+      <w:r>
+        <w:t xml:space="preserve">&gt;</w:t>
+      </w:r>
+      <w:r>
+        <w:t xml:space="preserve"> </w:t>
+      </w:r>
       <w:r>
         <w:rPr>
           <w:b/>
@@ -384,13 +400,17 @@
         </w:rPr>
         <w:t xml:space="preserve">Instrucciones — Cómo rellenar esto</w:t>
       </w:r>
-    </w:p>
-    <w:p>
-      <w:pPr>
-        <w:pStyle w:val="BlockText"/>
-      </w:pPr>
-      <w:r>
-        <w:t xml:space="preserve">Distingue los roles operativos (que llevan autoridad delegada según la Matriz de Decisiones) de los roles funcionales (limitados a contribuciones, sin autoridad de gobernanza especial). Indica la definición de</w:t>
+      <w:r>
+        <w:t xml:space="preserve"> </w:t>
+      </w:r>
+      <w:r>
+        <w:t xml:space="preserve">&gt;</w:t>
+      </w:r>
+      <w:r>
+        <w:t xml:space="preserve"> </w:t>
+      </w:r>
+      <w:r>
+        <w:t xml:space="preserve">&gt; Distingue los roles operativos (que llevan autoridad delegada según la Matriz de Decisiones) de los roles funcionales (limitados a contribuciones, sin autoridad de gobernanza especial). Indica la definición de</w:t>
       </w:r>
       <w:r>
         <w:t xml:space="preserve"> </w:t>
@@ -407,7 +427,7 @@
     </w:p>
     <w:p>
       <w:pPr>
-        <w:pStyle w:val="FirstParagraph"/>
+        <w:pStyle w:val="BodyText"/>
       </w:pPr>
       <w:r>
         <w:t xml:space="preserve">Este registro define todos los roles reconocidos dentro de la comunidad. Los roles son</w:t>
@@ -447,8 +467,14 @@
     </w:p>
     <w:p>
       <w:pPr>
-        <w:pStyle w:val="BlockText"/>
-      </w:pPr>
+        <w:pStyle w:val="BodyText"/>
+      </w:pPr>
+      <w:r>
+        <w:t xml:space="preserve">&gt;</w:t>
+      </w:r>
+      <w:r>
+        <w:t xml:space="preserve"> </w:t>
+      </w:r>
       <w:r>
         <w:rPr>
           <w:b/>
@@ -552,6 +578,13 @@
             <w:pPr>
               <w:pStyle w:val="Compact"/>
             </w:pPr>
+            <w:r>
+              <w:rPr>
+                <w:i/>
+                <w:iCs/>
+              </w:rPr>
+              <w:t xml:space="preserve">&lt;Nombre del rol&gt;</w:t>
+            </w:r>
           </w:p>
         </w:tc>
         <w:tc>
@@ -726,8 +759,14 @@
     </w:p>
     <w:p>
       <w:pPr>
-        <w:pStyle w:val="BlockText"/>
-      </w:pPr>
+        <w:pStyle w:val="BodyText"/>
+      </w:pPr>
+      <w:r>
+        <w:t xml:space="preserve">&gt;</w:t>
+      </w:r>
+      <w:r>
+        <w:t xml:space="preserve"> </w:t>
+      </w:r>
       <w:r>
         <w:rPr>
           <w:b/>
@@ -735,19 +774,29 @@
         </w:rPr>
         <w:t xml:space="preserve">Justificación — ¿Por qué definir la rendición de cuentas para la autoridad delegada</w:t>
       </w:r>
-    </w:p>
-    <w:p>
-      <w:pPr>
-        <w:pStyle w:val="BlockText"/>
-      </w:pPr>
-      <w:r>
-        <w:t xml:space="preserve">Los roles operativos tienen poder real — pueden actuar sin votación comunitaria dentro de su ámbito. Ese poder solo se mantiene seguro si cada rol tiene un mecanismo claro de rendición de cuentas: quién puede plantear preocupaciones, cómo se realiza la revisión y cómo se puede reasignar un rol cuando se rompe la confianza.</w:t>
-      </w:r>
-    </w:p>
-    <w:p>
-      <w:pPr>
-        <w:pStyle w:val="BlockText"/>
-      </w:pPr>
+      <w:r>
+        <w:t xml:space="preserve"> </w:t>
+      </w:r>
+      <w:r>
+        <w:t xml:space="preserve">&gt;</w:t>
+      </w:r>
+      <w:r>
+        <w:t xml:space="preserve"> </w:t>
+      </w:r>
+      <w:r>
+        <w:t xml:space="preserve">&gt; Los roles operativos tienen poder real — pueden actuar sin votación comunitaria dentro de su ámbito. Ese poder solo se mantiene seguro si cada rol tiene un mecanismo claro de rendición de cuentas: quién puede plantear preocupaciones, cómo se realiza la revisión y cómo se puede reasignar un rol cuando se rompe la confianza.</w:t>
+      </w:r>
+    </w:p>
+    <w:p>
+      <w:pPr>
+        <w:pStyle w:val="BodyText"/>
+      </w:pPr>
+      <w:r>
+        <w:t xml:space="preserve">&gt;</w:t>
+      </w:r>
+      <w:r>
+        <w:t xml:space="preserve"> </w:t>
+      </w:r>
       <w:r>
         <w:rPr>
           <w:b/>
@@ -755,18 +804,22 @@
         </w:rPr>
         <w:t xml:space="preserve">Instrucciones — Cómo rellenar esto</w:t>
       </w:r>
-    </w:p>
-    <w:p>
-      <w:pPr>
-        <w:pStyle w:val="BlockText"/>
-      </w:pPr>
-      <w:r>
-        <w:t xml:space="preserve">Para cada rol operativo, completa la plantilla a continuación con ámbito concreto, autoridad de decisión, interfaces, elegibilidad, mandato, nombramiento, revisión/remoción y requisitos de traspaso.</w:t>
-      </w:r>
-    </w:p>
-    <w:p>
-      <w:pPr>
-        <w:pStyle w:val="FirstParagraph"/>
+      <w:r>
+        <w:t xml:space="preserve"> </w:t>
+      </w:r>
+      <w:r>
+        <w:t xml:space="preserve">&gt;</w:t>
+      </w:r>
+      <w:r>
+        <w:t xml:space="preserve"> </w:t>
+      </w:r>
+      <w:r>
+        <w:t xml:space="preserve">&gt; Para cada rol operativo, completa la plantilla a continuación con ámbito concreto, autoridad de decisión, interfaces, elegibilidad, mandato, nombramiento, revisión/remoción y requisitos de traspaso.</w:t>
+      </w:r>
+    </w:p>
+    <w:p>
+      <w:pPr>
+        <w:pStyle w:val="BodyText"/>
       </w:pPr>
       <w:r>
         <w:t xml:space="preserve">Los roles operativos tienen autoridad delegada para actuar dentro de límites explícitamente definidos sin votación de Miembros Plenos, tal como se define en la Matriz de Decisiones (Capa 2). Todos los titulares de roles operativos rinden cuentas colectivamente ante los Miembros Plenos. Cualquier Miembro Pleno puede plantear una preocupación sobre cómo se está desempeñando un rol; la reasignación requiere una votación Estratégica.</w:t>
@@ -836,6 +889,13 @@
       <w:r>
         <w:t xml:space="preserve"> </w:t>
       </w:r>
+      <w:r>
+        <w:rPr>
+          <w:i/>
+          <w:iCs/>
+        </w:rPr>
+        <w:t xml:space="preserve">&lt;responsabilidades concretas.&gt;</w:t>
+      </w:r>
     </w:p>
     <w:p>
       <w:pPr>
@@ -880,6 +940,13 @@
       </w:r>
       <w:r>
         <w:t xml:space="preserve"> </w:t>
+      </w:r>
+      <w:r>
+        <w:rPr>
+          <w:i/>
+          <w:iCs/>
+        </w:rPr>
+        <w:t xml:space="preserve">&lt;otros roles con los que este rol entrega o recibe trabajo.&gt;</w:t>
       </w:r>
     </w:p>
     <w:p>
@@ -1129,6 +1196,13 @@
       <w:r>
         <w:t xml:space="preserve"> </w:t>
       </w:r>
+      <w:r>
+        <w:rPr>
+          <w:i/>
+          <w:iCs/>
+        </w:rPr>
+        <w:t xml:space="preserve">&lt;otros roles.&gt;</w:t>
+      </w:r>
     </w:p>
     <w:p>
       <w:pPr>
@@ -1147,6 +1221,13 @@
       </w:r>
       <w:r>
         <w:t xml:space="preserve"> </w:t>
+      </w:r>
+      <w:r>
+        <w:rPr>
+          <w:i/>
+          <w:iCs/>
+        </w:rPr>
+        <w:t xml:space="preserve">&lt;Miembro Pleno en buen estado.&gt;</w:t>
       </w:r>
     </w:p>
     <w:p>
@@ -1347,8 +1428,14 @@
     </w:p>
     <w:p>
       <w:pPr>
-        <w:pStyle w:val="BlockText"/>
-      </w:pPr>
+        <w:pStyle w:val="BodyText"/>
+      </w:pPr>
+      <w:r>
+        <w:t xml:space="preserve">&gt;</w:t>
+      </w:r>
+      <w:r>
+        <w:t xml:space="preserve"> </w:t>
+      </w:r>
       <w:r>
         <w:rPr>
           <w:b/>
@@ -1356,19 +1443,29 @@
         </w:rPr>
         <w:t xml:space="preserve">Justificación — ¿Por qué separar los roles funcionales de los operativos</w:t>
       </w:r>
-    </w:p>
-    <w:p>
-      <w:pPr>
-        <w:pStyle w:val="BlockText"/>
-      </w:pPr>
-      <w:r>
-        <w:t xml:space="preserve">No toda contribución necesita autoridad delegada — la mayor parte del trabajo consiste en hacer, no en decidir. Los roles funcionales nombran ámbitos de contribución sin agrupar poder de gobernanza, de modo que los miembros puedan optar por realizar trabajo sin una transferencia de autoridad, y para que el sistema de gobernanza mantenga claridad sobre quién puede actuar en nombre de la comunidad.</w:t>
-      </w:r>
-    </w:p>
-    <w:p>
-      <w:pPr>
-        <w:pStyle w:val="BlockText"/>
-      </w:pPr>
+      <w:r>
+        <w:t xml:space="preserve"> </w:t>
+      </w:r>
+      <w:r>
+        <w:t xml:space="preserve">&gt;</w:t>
+      </w:r>
+      <w:r>
+        <w:t xml:space="preserve"> </w:t>
+      </w:r>
+      <w:r>
+        <w:t xml:space="preserve">&gt; No toda contribución necesita autoridad delegada — la mayor parte del trabajo consiste en hacer, no en decidir. Los roles funcionales nombran ámbitos de contribución sin agrupar poder de gobernanza, de modo que los miembros puedan optar por realizar trabajo sin una transferencia de autoridad, y para que el sistema de gobernanza mantenga claridad sobre quién puede actuar en nombre de la comunidad.</w:t>
+      </w:r>
+    </w:p>
+    <w:p>
+      <w:pPr>
+        <w:pStyle w:val="BodyText"/>
+      </w:pPr>
+      <w:r>
+        <w:t xml:space="preserve">&gt;</w:t>
+      </w:r>
+      <w:r>
+        <w:t xml:space="preserve"> </w:t>
+      </w:r>
       <w:r>
         <w:rPr>
           <w:b/>
@@ -1376,18 +1473,22 @@
         </w:rPr>
         <w:t xml:space="preserve">Instrucciones — Cómo rellenar esto</w:t>
       </w:r>
-    </w:p>
-    <w:p>
-      <w:pPr>
-        <w:pStyle w:val="BlockText"/>
-      </w:pPr>
-      <w:r>
-        <w:t xml:space="preserve">Para cada rol funcional, define propósito, ámbito, interfaces, elegibilidad y traspaso. Los roles funcionales no requieren votación para asumirlos — basta con una declaración.</w:t>
-      </w:r>
-    </w:p>
-    <w:p>
-      <w:pPr>
-        <w:pStyle w:val="FirstParagraph"/>
+      <w:r>
+        <w:t xml:space="preserve"> </w:t>
+      </w:r>
+      <w:r>
+        <w:t xml:space="preserve">&gt;</w:t>
+      </w:r>
+      <w:r>
+        <w:t xml:space="preserve"> </w:t>
+      </w:r>
+      <w:r>
+        <w:t xml:space="preserve">&gt; Para cada rol funcional, define propósito, ámbito, interfaces, elegibilidad y traspaso. Los roles funcionales no requieren votación para asumirlos — basta con una declaración.</w:t>
+      </w:r>
+    </w:p>
+    <w:p>
+      <w:pPr>
+        <w:pStyle w:val="BodyText"/>
       </w:pPr>
       <w:r>
         <w:t xml:space="preserve">Los roles funcionales definen el ámbito de contribución de un miembro. No tienen autoridad de gobernanza delegada más allá de los derechos de Miembro Pleno. Cualquier Miembro Pleno puede asumir un rol funcional declarándolo; no se requiere votación. Los roles pueden dejarse vacantes en cualquier momento mediante notificación.</w:t>
@@ -1483,6 +1584,13 @@
       <w:r>
         <w:t xml:space="preserve"> </w:t>
       </w:r>
+      <w:r>
+        <w:rPr>
+          <w:i/>
+          <w:iCs/>
+        </w:rPr>
+        <w:t xml:space="preserve">&lt;solo derechos de Miembro Pleno.&gt;</w:t>
+      </w:r>
     </w:p>
     <w:p>
       <w:pPr>
@@ -1502,6 +1610,13 @@
       <w:r>
         <w:t xml:space="preserve"> </w:t>
       </w:r>
+      <w:r>
+        <w:rPr>
+          <w:i/>
+          <w:iCs/>
+        </w:rPr>
+        <w:t xml:space="preserve">&lt;otros roles.&gt;</w:t>
+      </w:r>
     </w:p>
     <w:p>
       <w:pPr>
@@ -1547,6 +1662,13 @@
       <w:r>
         <w:t xml:space="preserve"> </w:t>
       </w:r>
+      <w:r>
+        <w:rPr>
+          <w:i/>
+          <w:iCs/>
+        </w:rPr>
+        <w:t xml:space="preserve">&lt;continuo hasta dejar vacante.&gt;</w:t>
+      </w:r>
     </w:p>
     <w:p>
       <w:pPr>
@@ -1617,6 +1739,13 @@
       </w:r>
       <w:r>
         <w:t xml:space="preserve"> </w:t>
+      </w:r>
+      <w:r>
+        <w:rPr>
+          <w:i/>
+          <w:iCs/>
+        </w:rPr>
+        <w:t xml:space="preserve">&lt;compromisos activos a informar.&gt;</w:t>
       </w:r>
     </w:p>
     <w:p>
@@ -1675,6 +1804,9 @@
       </w:r>
       <w:r>
         <w:t xml:space="preserve"> </w:t>
+      </w:r>
+      <w:r>
+        <w:t xml:space="preserve">&lt;AAAA-MM-DD&gt;</w:t>
       </w:r>
     </w:p>
     <w:p>

--- a/static/downloads/es/docx/layer-5/role-registry.docx
+++ b/static/downloads/es/docx/layer-5/role-registry.docx
@@ -87,7 +87,7 @@
         <w:t xml:space="preserve"> </w:t>
       </w:r>
       <w:r>
-        <w:t xml:space="preserve">2026-07-07</w:t>
+        <w:t xml:space="preserve">2026-08-31</w:t>
       </w:r>
     </w:p>
     <w:p>
